--- a/pr-preview/pr-90/chapters/08-selection-bias-tracked-changes.docx
+++ b/pr-preview/pr-90/chapters/08-selection-bias-tracked-changes.docx
@@ -3044,7 +3044,7 @@
       </w:ins>
       <w:ins w:id="47" w:author="PR Preview" w:date="2024-01-01T00:00:00Z">
         <w:r>
-          <w:t xml:space="preserve">The exposure lowers the chance of remaining at work either directly (e.g., disabling asthma; Figures 8.3 and 8.4) or through a common cause</w:t>
+          <w:t xml:space="preserve">The exposure lowers the chance of remaining at work either directly (e.g., disabling asthma;</w:t>
         </w:r>
       </w:ins>
       <w:ins w:id="47" w:author="PR Preview" w:date="2024-01-01T00:00:00Z">
@@ -3052,6 +3052,16 @@
           <w:t xml:space="preserve"> </w:t>
         </w:r>
       </w:ins>
+      <w:ins w:id="47" w:author="PR Preview" w:date="2024-01-01T00:00:00Z">
+        <w:r>
+          <w:t xml:space="preserve">Figures 8.3 and 8.4) or through a common cause</w:t>
+        </w:r>
+      </w:ins>
+      <w:ins w:id="47" w:author="PR Preview" w:date="2024-01-01T00:00:00Z">
+        <w:r>
+          <w:t xml:space="preserve"> </w:t>
+        </w:r>
+      </w:ins>
       <m:oMath>
         <m:r>
           <m:t>W</m:t>
@@ -3064,7 +3074,17 @@
       </w:ins>
       <w:ins w:id="47" w:author="PR Preview" w:date="2024-01-01T00:00:00Z">
         <w:r>
-          <w:t xml:space="preserve">(e.g., exposed jobs are eliminated and their workers laid off; Figures 8.5 and 8.6).</w:t>
+          <w:t xml:space="preserve">(e.g., exposed jobs are eliminated and their workers laid off;</w:t>
+        </w:r>
+      </w:ins>
+      <w:ins w:id="47" w:author="PR Preview" w:date="2024-01-01T00:00:00Z">
+        <w:r>
+          <w:t xml:space="preserve"> </w:t>
+        </w:r>
+      </w:ins>
+      <w:ins w:id="47" w:author="PR Preview" w:date="2024-01-01T00:00:00Z">
+        <w:r>
+          <w:t xml:space="preserve">Figures 8.5 and 8.6).</w:t>
         </w:r>
       </w:ins>
     </w:p>
@@ -4141,7 +4161,13 @@
               </m:r>
             </m:oMath>
             <w:r>
-              <w:t xml:space="preserve">; an intermediate node for hip fracture could be drawn but is not needed).</w:t>
+              <w:t xml:space="preserve">;</w:t>
+            </w:r>
+            <w:r>
+              <w:t xml:space="preserve"> </w:t>
+            </w:r>
+            <w:r>
+              <w:t xml:space="preserve">an intermediate node for hip fracture could be drawn but is not needed).</w:t>
             </w:r>
             <w:r>
               <w:t xml:space="preserve"> </w:t>
